--- a/Katreyna-Pipeline-Evidence-2026-08-24/01 Evidence for the twelve decisions.docx
+++ b/Katreyna-Pipeline-Evidence-2026-08-24/01 Evidence for the twelve decisions.docx
@@ -142,13 +142,19 @@
         <w:t xml:space="preserve"> </w:t>
       </w:r>
       <w:r>
-        <w:t xml:space="preserve">costs the most, using a different vendor, and applies whatever survives. Egypt cost</w:t>
-      </w:r>
-      <w:r>
-        <w:t xml:space="preserve"> </w:t>
-      </w:r>
-      <w:r>
-        <w:t xml:space="preserve">$21.88 across both passes and took 38 minutes. Nigeria cost $21.47 and took 37 minutes.</w:t>
+        <w:t xml:space="preserve">costs the most, using a different vendor, and applies whatever survives. A first pass</w:t>
+      </w:r>
+      <w:r>
+        <w:t xml:space="preserve"> </w:t>
+      </w:r>
+      <w:r>
+        <w:t xml:space="preserve">costs about $15.50 and takes about 25 minutes; the second review costs about $6.20 and</w:t>
+      </w:r>
+      <w:r>
+        <w:t xml:space="preserve"> </w:t>
+      </w:r>
+      <w:r>
+        <w:t xml:space="preserve">takes about 13 minutes. Both countries were assessed for roughly $22 each.</w:t>
       </w:r>
     </w:p>
     <w:p>
@@ -287,7 +293,7 @@
               <w:pStyle w:val="Compact"/>
             </w:pPr>
             <w:r>
-              <w:t xml:space="preserve">24</w:t>
+              <w:t xml:space="preserve">29</w:t>
             </w:r>
           </w:p>
         </w:tc>
@@ -298,7 +304,7 @@
               <w:pStyle w:val="Compact"/>
             </w:pPr>
             <w:r>
-              <w:t xml:space="preserve">30</w:t>
+              <w:t xml:space="preserve">33</w:t>
             </w:r>
           </w:p>
         </w:tc>
@@ -322,7 +328,7 @@
               <w:pStyle w:val="Compact"/>
             </w:pPr>
             <w:r>
-              <w:t xml:space="preserve">5</w:t>
+              <w:t xml:space="preserve">8</w:t>
             </w:r>
           </w:p>
         </w:tc>
@@ -333,7 +339,7 @@
               <w:pStyle w:val="Compact"/>
             </w:pPr>
             <w:r>
-              <w:t xml:space="preserve">5</w:t>
+              <w:t xml:space="preserve">8</w:t>
             </w:r>
           </w:p>
         </w:tc>
@@ -373,7 +379,7 @@
               <w:pStyle w:val="Compact"/>
             </w:pPr>
             <w:r>
-              <w:t xml:space="preserve">2</w:t>
+              <w:t xml:space="preserve">3</w:t>
             </w:r>
           </w:p>
         </w:tc>
@@ -384,7 +390,7 @@
               <w:pStyle w:val="Compact"/>
             </w:pPr>
             <w:r>
-              <w:t xml:space="preserve">4</w:t>
+              <w:t xml:space="preserve">5</w:t>
             </w:r>
           </w:p>
         </w:tc>
@@ -408,7 +414,7 @@
               <w:pStyle w:val="Compact"/>
             </w:pPr>
             <w:r>
-              <w:t xml:space="preserve">21</w:t>
+              <w:t xml:space="preserve">15</w:t>
             </w:r>
           </w:p>
         </w:tc>
@@ -419,7 +425,7 @@
               <w:pStyle w:val="Compact"/>
             </w:pPr>
             <w:r>
-              <w:t xml:space="preserve">19</w:t>
+              <w:t xml:space="preserve">15</w:t>
             </w:r>
           </w:p>
         </w:tc>
@@ -443,7 +449,7 @@
               <w:pStyle w:val="Compact"/>
             </w:pPr>
             <w:r>
-              <w:t xml:space="preserve">20 (5)</w:t>
+              <w:t xml:space="preserve">14 (5)</w:t>
             </w:r>
           </w:p>
         </w:tc>
@@ -454,7 +460,7 @@
               <w:pStyle w:val="Compact"/>
             </w:pPr>
             <w:r>
-              <w:t xml:space="preserve">22 (4)</w:t>
+              <w:t xml:space="preserve">17 (4)</w:t>
             </w:r>
           </w:p>
         </w:tc>
@@ -478,7 +484,7 @@
               <w:pStyle w:val="Compact"/>
             </w:pPr>
             <w:r>
-              <w:t xml:space="preserve">$21.88</w:t>
+              <w:t xml:space="preserve">about $22</w:t>
             </w:r>
           </w:p>
         </w:tc>
@@ -489,7 +495,7 @@
               <w:pStyle w:val="Compact"/>
             </w:pPr>
             <w:r>
-              <w:t xml:space="preserve">$21.47</w:t>
+              <w:t xml:space="preserve">about $21</w:t>
             </w:r>
           </w:p>
         </w:tc>
@@ -586,7 +592,7 @@
           <w:b/>
           <w:bCs/>
         </w:rPr>
-        <w:t xml:space="preserve">Every one of the six rows where the automated pipeline read above your assessment, in</w:t>
+        <w:t xml:space="preserve">Every one of the eight rows where the automated pipeline read above your assessment, in</w:t>
       </w:r>
       <w:r>
         <w:rPr>
@@ -614,7 +620,7 @@
           <w:b/>
           <w:bCs/>
         </w:rPr>
-        <w:t xml:space="preserve">classifies all six as construct drift.</w:t>
+        <w:t xml:space="preserve">classifies all eight as construct drift.</w:t>
       </w:r>
       <w:r>
         <w:t xml:space="preserve"> </w:t>
@@ -778,6 +784,20 @@
         <w:pStyle w:val="BodyText"/>
       </w:pPr>
       <w:r>
+        <w:t xml:space="preserve">The eight are 2.11, 3.8 and 7.12 in Egypt, and 4.9, 6.4, 6.12, 7.2 and 8.12 in Nigeria.</w:t>
+      </w:r>
+      <w:r>
+        <w:t xml:space="preserve"> </w:t>
+      </w:r>
+      <w:r>
+        <w:t xml:space="preserve">Three are set out below.</w:t>
+      </w:r>
+    </w:p>
+    <w:p>
+      <w:pPr>
+        <w:pStyle w:val="BodyText"/>
+      </w:pPr>
+      <w:r>
         <w:t xml:space="preserve">The second review does not correct this class of error, and it is worth being clear about</w:t>
       </w:r>
       <w:r>
@@ -1538,13 +1558,19 @@
         <w:t xml:space="preserve"> </w:t>
       </w:r>
       <w:r>
-        <w:t xml:space="preserve">assessment records from AQUASTAT for 2023, and found neither candidate for Nigeria; the</w:t>
-      </w:r>
-      <w:r>
-        <w:t xml:space="preserve"> </w:t>
-      </w:r>
-      <w:r>
-        <w:t xml:space="preserve">candidates are findable but not reliably so. On whether need and outcome indicators belong</w:t>
+        <w:t xml:space="preserve">assessment records from AQUASTAT for 2023, and found neither candidate for Nigeria and</w:t>
+      </w:r>
+      <w:r>
+        <w:t xml:space="preserve"> </w:t>
+      </w:r>
+      <w:r>
+        <w:t xml:space="preserve">neither import-dependency figure for either country. Three of the four candidate cells</w:t>
+      </w:r>
+      <w:r>
+        <w:t xml:space="preserve"> </w:t>
+      </w:r>
+      <w:r>
+        <w:t xml:space="preserve">came back empty, so the candidates are not reliably findable. On whether need and outcome indicators belong</w:t>
       </w:r>
       <w:r>
         <w:t xml:space="preserve"> </w:t>

--- a/Katreyna-Pipeline-Evidence-2026-08-24/01 Evidence for the twelve decisions.docx
+++ b/Katreyna-Pipeline-Evidence-2026-08-24/01 Evidence for the twelve decisions.docx
@@ -1102,25 +1102,84 @@
         <w:pStyle w:val="BodyText"/>
       </w:pPr>
       <w:r>
-        <w:t xml:space="preserve">Egypt shows the same rule operating with no visible effect, because its 2.1 is a recorded</w:t>
-      </w:r>
-      <w:r>
-        <w:t xml:space="preserve"> </w:t>
-      </w:r>
-      <w:r>
-        <w:t xml:space="preserve">gap in both assessments and its matrix already read Unverified. The rule is not new. What</w:t>
-      </w:r>
-      <w:r>
-        <w:t xml:space="preserve"> </w:t>
-      </w:r>
-      <w:r>
-        <w:t xml:space="preserve">is new is that an automated pass reaches the withheld state far more often than a hand</w:t>
-      </w:r>
-      <w:r>
-        <w:t xml:space="preserve"> </w:t>
-      </w:r>
-      <w:r>
-        <w:t xml:space="preserve">pass does, which turns a rule that rarely fired into one that fires by default.</w:t>
+        <w:t xml:space="preserve">Egypt is the control, and it now reads well. Its 2.1 is a recorded gap in both</w:t>
+      </w:r>
+      <w:r>
+        <w:t xml:space="preserve"> </w:t>
+      </w:r>
+      <w:r>
+        <w:t xml:space="preserve">assessments, so the rule has nothing to bite on, and</w:t>
+      </w:r>
+      <w:r>
+        <w:t xml:space="preserve"> </w:t>
+      </w:r>
+      <w:r>
+        <w:rPr>
+          <w:b/>
+          <w:bCs/>
+        </w:rPr>
+        <w:t xml:space="preserve">the automated Egypt matrix</w:t>
+      </w:r>
+      <w:r>
+        <w:rPr>
+          <w:b/>
+          <w:bCs/>
+        </w:rPr>
+        <w:t xml:space="preserve"> </w:t>
+      </w:r>
+      <w:r>
+        <w:rPr>
+          <w:b/>
+          <w:bCs/>
+        </w:rPr>
+        <w:t xml:space="preserve">reproduces your Egypt matrix cell for cell</w:t>
+      </w:r>
+      <w:r>
+        <w:t xml:space="preserve">: Unverified on five columns and Blocked on</w:t>
+      </w:r>
+      <w:r>
+        <w:t xml:space="preserve"> </w:t>
+      </w:r>
+      <w:r>
+        <w:t xml:space="preserve">agricultural intelligence, exactly as your assessment records it. The same machinery that</w:t>
+      </w:r>
+      <w:r>
+        <w:t xml:space="preserve"> </w:t>
+      </w:r>
+      <w:r>
+        <w:t xml:space="preserve">turns every Nigerian column Unverified leaves every Egyptian column where you put it.</w:t>
+      </w:r>
+    </w:p>
+    <w:p>
+      <w:pPr>
+        <w:pStyle w:val="BodyText"/>
+      </w:pPr>
+      <w:r>
+        <w:t xml:space="preserve">That contrast is the useful part. The rule is not new and it is not misfiring. What is new</w:t>
+      </w:r>
+      <w:r>
+        <w:t xml:space="preserve"> </w:t>
+      </w:r>
+      <w:r>
+        <w:t xml:space="preserve">is that an automated pass reaches the withheld state far more often than a hand pass does,</w:t>
+      </w:r>
+      <w:r>
+        <w:t xml:space="preserve"> </w:t>
+      </w:r>
+      <w:r>
+        <w:t xml:space="preserve">so a rule that rarely fired now fires whenever a single universal prerequisite rests on</w:t>
+      </w:r>
+      <w:r>
+        <w:t xml:space="preserve"> </w:t>
+      </w:r>
+      <w:r>
+        <w:t xml:space="preserve">evidence the tier bar will not take. In Egypt no universal prerequisite does. In Nigeria</w:t>
+      </w:r>
+      <w:r>
+        <w:t xml:space="preserve"> </w:t>
+      </w:r>
+      <w:r>
+        <w:t xml:space="preserve">one does, and six columns follow it.</w:t>
       </w:r>
     </w:p>
     <w:p>
@@ -1310,25 +1369,25 @@
         <w:t xml:space="preserve"> </w:t>
       </w:r>
       <w:r>
-        <w:t xml:space="preserve">pass withholds more often than a hand one. It cost $6.39 and $6.14 respectively, against</w:t>
-      </w:r>
-      <w:r>
-        <w:t xml:space="preserve"> </w:t>
-      </w:r>
-      <w:r>
-        <w:t xml:space="preserve">an allocation of $75, and changed three levels in each country. It is cheap and it earns</w:t>
-      </w:r>
-      <w:r>
-        <w:t xml:space="preserve"> </w:t>
-      </w:r>
-      <w:r>
-        <w:t xml:space="preserve">its place, but its scope is a function of how conservative the first pass is, and that in</w:t>
-      </w:r>
-      <w:r>
-        <w:t xml:space="preserve"> </w:t>
-      </w:r>
-      <w:r>
-        <w:t xml:space="preserve">turn is a function of section 13.5.</w:t>
+        <w:t xml:space="preserve">pass withholds more often than a hand one. It cost $6.35 in Egypt and $5.99 in Nigeria,</w:t>
+      </w:r>
+      <w:r>
+        <w:t xml:space="preserve"> </w:t>
+      </w:r>
+      <w:r>
+        <w:t xml:space="preserve">against an allocation of $75, and changed four levels in the first and five in the second.</w:t>
+      </w:r>
+      <w:r>
+        <w:t xml:space="preserve"> </w:t>
+      </w:r>
+      <w:r>
+        <w:t xml:space="preserve">It is cheap and it earns its place, but its scope is a function of how conservative the</w:t>
+      </w:r>
+      <w:r>
+        <w:t xml:space="preserve"> </w:t>
+      </w:r>
+      <w:r>
+        <w:t xml:space="preserve">first pass is, and that in turn is a function of section 13.5.</w:t>
       </w:r>
     </w:p>
     <w:p>

--- a/Katreyna-Pipeline-Evidence-2026-08-24/01 Evidence for the twelve decisions.docx
+++ b/Katreyna-Pipeline-Evidence-2026-08-24/01 Evidence for the twelve decisions.docx
@@ -1102,13 +1102,19 @@
         <w:pStyle w:val="BodyText"/>
       </w:pPr>
       <w:r>
-        <w:t xml:space="preserve">Egypt is the control, and it now reads well. Its 2.1 is a recorded gap in both</w:t>
-      </w:r>
-      <w:r>
-        <w:t xml:space="preserve"> </w:t>
-      </w:r>
-      <w:r>
-        <w:t xml:space="preserve">assessments, so the rule has nothing to bite on, and</w:t>
+        <w:t xml:space="preserve">Egypt now shows the same machinery driven by a definition rather than by a tier, and it</w:t>
+      </w:r>
+      <w:r>
+        <w:t xml:space="preserve"> </w:t>
+      </w:r>
+      <w:r>
+        <w:t xml:space="preserve">is the sharper of the two cases. Your Egypt assessment reads Blocked on advisory, smart</w:t>
+      </w:r>
+      <w:r>
+        <w:t xml:space="preserve"> </w:t>
+      </w:r>
+      <w:r>
+        <w:t xml:space="preserve">farming, financial services and agricultural intelligence. The automated assessment reads</w:t>
       </w:r>
       <w:r>
         <w:t xml:space="preserve"> </w:t>
@@ -1118,13 +1124,34 @@
           <w:b/>
           <w:bCs/>
         </w:rPr>
-        <w:t xml:space="preserve">the automated Egypt matrix</w:t>
+        <w:t xml:space="preserve">Unverified on all four</w:t>
+      </w:r>
+      <w:r>
+        <w:t xml:space="preserve">. One row accounts for every one of them: 7.12, consent and</w:t>
+      </w:r>
+      <w:r>
+        <w:t xml:space="preserve"> </w:t>
+      </w:r>
+      <w:r>
+        <w:t xml:space="preserve">rights safeguards, which your assessors recorded as</w:t>
+      </w:r>
+      <w:r>
+        <w:t xml:space="preserve"> </w:t>
       </w:r>
       <w:r>
         <w:rPr>
           <w:b/>
           <w:bCs/>
         </w:rPr>
+        <w:t xml:space="preserve">Absent</w:t>
+      </w:r>
+      <w:r>
+        <w:t xml:space="preserve"> </w:t>
+      </w:r>
+      <w:r>
+        <w:t xml:space="preserve">and the machine recorded as</w:t>
+      </w:r>
+      <w:r>
         <w:t xml:space="preserve"> </w:t>
       </w:r>
       <w:r>
@@ -1132,22 +1159,10 @@
           <w:b/>
           <w:bCs/>
         </w:rPr>
-        <w:t xml:space="preserve">reproduces your Egypt matrix cell for cell</w:t>
-      </w:r>
-      <w:r>
-        <w:t xml:space="preserve">: Unverified on five columns and Blocked on</w:t>
-      </w:r>
-      <w:r>
-        <w:t xml:space="preserve"> </w:t>
-      </w:r>
-      <w:r>
-        <w:t xml:space="preserve">agricultural intelligence, exactly as your assessment records it. The same machinery that</w:t>
-      </w:r>
-      <w:r>
-        <w:t xml:space="preserve"> </w:t>
-      </w:r>
-      <w:r>
-        <w:t xml:space="preserve">turns every Nigerian column Unverified leaves every Egyptian column where you put it.</w:t>
+        <w:t xml:space="preserve">Present</w:t>
+      </w:r>
+      <w:r>
+        <w:t xml:space="preserve">, on the Egyptian Charter for Responsible AI.</w:t>
       </w:r>
     </w:p>
     <w:p>
@@ -1155,31 +1170,90 @@
         <w:pStyle w:val="BodyText"/>
       </w:pPr>
       <w:r>
-        <w:t xml:space="preserve">That contrast is the useful part. The rule is not new and it is not misfiring. What is new</w:t>
-      </w:r>
-      <w:r>
-        <w:t xml:space="preserve"> </w:t>
-      </w:r>
-      <w:r>
-        <w:t xml:space="preserve">is that an automated pass reaches the withheld state far more often than a hand pass does,</w:t>
-      </w:r>
-      <w:r>
-        <w:t xml:space="preserve"> </w:t>
-      </w:r>
-      <w:r>
-        <w:t xml:space="preserve">so a rule that rarely fired now fires whenever a single universal prerequisite rests on</w:t>
-      </w:r>
-      <w:r>
-        <w:t xml:space="preserve"> </w:t>
-      </w:r>
-      <w:r>
-        <w:t xml:space="preserve">evidence the tier bar will not take. In Egypt no universal prerequisite does. In Nigeria</w:t>
-      </w:r>
-      <w:r>
-        <w:t xml:space="preserve"> </w:t>
-      </w:r>
-      <w:r>
-        <w:t xml:space="preserve">one does, and six columns follow it.</w:t>
+        <w:t xml:space="preserve">That is the same disagreement set out in section 2, where it appeared as a single row</w:t>
+      </w:r>
+      <w:r>
+        <w:t xml:space="preserve"> </w:t>
+      </w:r>
+      <w:r>
+        <w:t xml:space="preserve">reading level 3 against your level 1. Under the ruling that 7.12 follows the use of</w:t>
+      </w:r>
+      <w:r>
+        <w:t xml:space="preserve"> </w:t>
+      </w:r>
+      <w:r>
+        <w:t xml:space="preserve">personal or farm-level data rather than the agricultural-intelligence column alone, it is</w:t>
+      </w:r>
+      <w:r>
+        <w:t xml:space="preserve"> </w:t>
+      </w:r>
+      <w:r>
+        <w:t xml:space="preserve">no longer a single row.</w:t>
+      </w:r>
+      <w:r>
+        <w:t xml:space="preserve"> </w:t>
+      </w:r>
+      <w:r>
+        <w:rPr>
+          <w:b/>
+          <w:bCs/>
+        </w:rPr>
+        <w:t xml:space="preserve">A permissive reading of one unratified indicator name now moves</w:t>
+      </w:r>
+      <w:r>
+        <w:rPr>
+          <w:b/>
+          <w:bCs/>
+        </w:rPr>
+        <w:t xml:space="preserve"> </w:t>
+      </w:r>
+      <w:r>
+        <w:rPr>
+          <w:b/>
+          <w:bCs/>
+        </w:rPr>
+        <w:t xml:space="preserve">four columns of the readiness matrix</w:t>
+      </w:r>
+      <w:r>
+        <w:t xml:space="preserve">, and it moves them from a definite finding to an</w:t>
+      </w:r>
+      <w:r>
+        <w:t xml:space="preserve"> </w:t>
+      </w:r>
+      <w:r>
+        <w:t xml:space="preserve">absence of one: your assessment establishes that those services are blocked for want of</w:t>
+      </w:r>
+      <w:r>
+        <w:t xml:space="preserve"> </w:t>
+      </w:r>
+      <w:r>
+        <w:t xml:space="preserve">consent and rights safeguards, and the automated assessment reports that it does not know.</w:t>
+      </w:r>
+    </w:p>
+    <w:p>
+      <w:pPr>
+        <w:pStyle w:val="BodyText"/>
+      </w:pPr>
+      <w:r>
+        <w:t xml:space="preserve">The two countries therefore fail in different ways and for different reasons. Nigeria’s</w:t>
+      </w:r>
+      <w:r>
+        <w:t xml:space="preserve"> </w:t>
+      </w:r>
+      <w:r>
+        <w:t xml:space="preserve">matrix turns on a tier bar refusing the only published estimate. Egypt’s turns on which</w:t>
+      </w:r>
+      <w:r>
+        <w:t xml:space="preserve"> </w:t>
+      </w:r>
+      <w:r>
+        <w:t xml:space="preserve">reading of an indicator name is taken. Neither is a retrieval failure and neither is a</w:t>
+      </w:r>
+      <w:r>
+        <w:t xml:space="preserve"> </w:t>
+      </w:r>
+      <w:r>
+        <w:t xml:space="preserve">fabrication, and no amount of further engineering addresses either.</w:t>
       </w:r>
     </w:p>
     <w:p>
